--- a/docs/manuscript/output/SmartSpend_Compliance_Matrix_PreFinal.docx
+++ b/docs/manuscript/output/SmartSpend_Compliance_Matrix_PreFinal.docx
@@ -1409,7 +1409,6 @@
     </w:p>
     <w:tbl>
       <w:tblPr>
-        <w:jc w:val="left"/>
         <w:tblLook w:firstColumn="1" w:firstRow="1" w:lastColumn="0" w:lastRow="0" w:noHBand="0" w:noVBand="1" w:val="04A0"/>
         <w:tblW w:w="10224" w:type="dxa"/>
         <w:tblBorders>
@@ -1434,7 +1433,314 @@
           </w:tcPr>
           <w:p>
             <w:pPr>
-              <w:spacing w:before="40" w:after="0"/>
+              <w:spacing w:before="80" w:after="40"/>
+              <w:jc w:val="center"/>
+            </w:pPr>
+            <w:r>
+              <w:drawing>
+                <wp:inline xmlns:a="http://schemas.openxmlformats.org/drawingml/2006/main" xmlns:pic="http://schemas.openxmlformats.org/drawingml/2006/picture">
+                  <wp:extent cx="1188720" cy="497998"/>
+                  <wp:docPr id="1" name="Picture 1"/>
+                  <wp:cNvGraphicFramePr>
+                    <a:graphicFrameLocks noChangeAspect="1"/>
+                  </wp:cNvGraphicFramePr>
+                  <a:graphic>
+                    <a:graphicData uri="http://schemas.openxmlformats.org/drawingml/2006/picture">
+                      <pic:pic>
+                        <pic:nvPicPr>
+                          <pic:cNvPr id="0" name="draw_sign.png"/>
+                          <pic:cNvPicPr/>
+                        </pic:nvPicPr>
+                        <pic:blipFill>
+                          <a:blip r:embed="rId9"/>
+                          <a:stretch>
+                            <a:fillRect/>
+                          </a:stretch>
+                        </pic:blipFill>
+                        <pic:spPr>
+                          <a:xfrm>
+                            <a:off x="0" y="0"/>
+                            <a:ext cx="1188720" cy="497998"/>
+                          </a:xfrm>
+                          <a:prstGeom prst="rect"/>
+                        </pic:spPr>
+                      </pic:pic>
+                    </a:graphicData>
+                  </a:graphic>
+                </wp:inline>
+              </w:drawing>
+            </w:r>
+          </w:p>
+          <w:p>
+            <w:pPr>
+              <w:spacing w:before="0" w:after="0"/>
+              <w:jc w:val="center"/>
+            </w:pPr>
+            <w:r>
+              <w:rPr>
+                <w:rFonts w:ascii="Tahoma" w:hAnsi="Tahoma"/>
+                <w:b/>
+                <w:color w:val="222222"/>
+                <w:sz w:val="18"/>
+              </w:rPr>
+              <w:t>Brix A. Directo</w:t>
+            </w:r>
+          </w:p>
+          <w:p>
+            <w:pPr>
+              <w:spacing w:before="0" w:after="20"/>
+              <w:jc w:val="center"/>
+            </w:pPr>
+            <w:r>
+              <w:rPr>
+                <w:rFonts w:ascii="Tahoma" w:hAnsi="Tahoma"/>
+                <w:sz w:val="16"/>
+              </w:rPr>
+              <w:t>____________________________</w:t>
+            </w:r>
+          </w:p>
+          <w:p>
+            <w:pPr>
+              <w:spacing w:before="0" w:after="0"/>
+              <w:jc w:val="center"/>
+            </w:pPr>
+            <w:r>
+              <w:rPr>
+                <w:rFonts w:ascii="Tahoma" w:hAnsi="Tahoma"/>
+                <w:color w:val="6B6B6B"/>
+                <w:sz w:val="16"/>
+              </w:rPr>
+              <w:t>Group Leader</w:t>
+            </w:r>
+          </w:p>
+        </w:tc>
+        <w:tc>
+          <w:tcPr>
+            <w:tcW w:type="dxa" w:w="3360"/>
+            <w:tcW w:w="3408" w:type="dxa"/>
+          </w:tcPr>
+          <w:p>
+            <w:pPr>
+              <w:spacing w:before="720" w:after="80"/>
+              <w:jc w:val="center"/>
+            </w:pPr>
+          </w:p>
+          <w:p>
+            <w:pPr>
+              <w:spacing w:before="0" w:after="0"/>
+              <w:jc w:val="center"/>
+            </w:pPr>
+            <w:r>
+              <w:rPr>
+                <w:rFonts w:ascii="Tahoma" w:hAnsi="Tahoma"/>
+                <w:b/>
+                <w:color w:val="222222"/>
+                <w:sz w:val="18"/>
+              </w:rPr>
+              <w:t>Cyrille John M. Rubis</w:t>
+            </w:r>
+          </w:p>
+          <w:p>
+            <w:pPr>
+              <w:spacing w:before="0" w:after="20"/>
+              <w:jc w:val="center"/>
+            </w:pPr>
+            <w:r>
+              <w:rPr>
+                <w:rFonts w:ascii="Tahoma" w:hAnsi="Tahoma"/>
+                <w:sz w:val="16"/>
+              </w:rPr>
+              <w:t>____________________________</w:t>
+            </w:r>
+          </w:p>
+          <w:p>
+            <w:pPr>
+              <w:spacing w:before="0" w:after="0"/>
+              <w:jc w:val="center"/>
+            </w:pPr>
+            <w:r>
+              <w:rPr>
+                <w:rFonts w:ascii="Tahoma" w:hAnsi="Tahoma"/>
+                <w:color w:val="6B6B6B"/>
+                <w:sz w:val="16"/>
+              </w:rPr>
+              <w:t>Member</w:t>
+            </w:r>
+          </w:p>
+        </w:tc>
+        <w:tc>
+          <w:tcPr>
+            <w:tcW w:type="dxa" w:w="3360"/>
+            <w:tcW w:w="3408" w:type="dxa"/>
+          </w:tcPr>
+          <w:p>
+            <w:pPr>
+              <w:spacing w:before="720" w:after="80"/>
+              <w:jc w:val="center"/>
+            </w:pPr>
+          </w:p>
+          <w:p>
+            <w:pPr>
+              <w:spacing w:before="0" w:after="0"/>
+              <w:jc w:val="center"/>
+            </w:pPr>
+            <w:r>
+              <w:rPr>
+                <w:rFonts w:ascii="Tahoma" w:hAnsi="Tahoma"/>
+                <w:b/>
+                <w:color w:val="222222"/>
+                <w:sz w:val="18"/>
+              </w:rPr>
+              <w:t>Djaunathan Albert S. Madayag</w:t>
+            </w:r>
+          </w:p>
+          <w:p>
+            <w:pPr>
+              <w:spacing w:before="0" w:after="20"/>
+              <w:jc w:val="center"/>
+            </w:pPr>
+            <w:r>
+              <w:rPr>
+                <w:rFonts w:ascii="Tahoma" w:hAnsi="Tahoma"/>
+                <w:sz w:val="16"/>
+              </w:rPr>
+              <w:t>____________________________</w:t>
+            </w:r>
+          </w:p>
+          <w:p>
+            <w:pPr>
+              <w:spacing w:before="0" w:after="0"/>
+              <w:jc w:val="center"/>
+            </w:pPr>
+            <w:r>
+              <w:rPr>
+                <w:rFonts w:ascii="Tahoma" w:hAnsi="Tahoma"/>
+                <w:color w:val="6B6B6B"/>
+                <w:sz w:val="16"/>
+              </w:rPr>
+              <w:t>Member</w:t>
+            </w:r>
+          </w:p>
+        </w:tc>
+      </w:tr>
+    </w:tbl>
+    <w:p/>
+    <w:tbl>
+      <w:tblPr>
+        <w:tblLook w:firstColumn="1" w:firstRow="1" w:lastColumn="0" w:lastRow="0" w:noHBand="0" w:noVBand="1" w:val="04A0"/>
+        <w:tblW w:w="10224" w:type="dxa"/>
+        <w:tblBorders>
+          <w:top w:val="none" w:sz="0" w:space="0" w:color="auto"/>
+          <w:left w:val="none" w:sz="0" w:space="0" w:color="auto"/>
+          <w:bottom w:val="none" w:sz="0" w:space="0" w:color="auto"/>
+          <w:right w:val="none" w:sz="0" w:space="0" w:color="auto"/>
+          <w:insideH w:val="none" w:sz="0" w:space="0" w:color="auto"/>
+          <w:insideV w:val="none" w:sz="0" w:space="0" w:color="auto"/>
+        </w:tblBorders>
+      </w:tblPr>
+      <w:tblGrid>
+        <w:gridCol w:w="5040"/>
+        <w:gridCol w:w="5040"/>
+      </w:tblGrid>
+      <w:tr>
+        <w:tc>
+          <w:tcPr>
+            <w:tcW w:type="dxa" w:w="5040"/>
+            <w:tcW w:w="4512" w:type="dxa"/>
+          </w:tcPr>
+          <w:p>
+            <w:pPr>
+              <w:spacing w:before="480" w:after="0"/>
+              <w:jc w:val="center"/>
+            </w:pPr>
+            <w:r>
+              <w:rPr>
+                <w:rFonts w:ascii="Tahoma" w:hAnsi="Tahoma"/>
+                <w:b/>
+                <w:color w:val="222222"/>
+                <w:sz w:val="18"/>
+              </w:rPr>
+              <w:t>ELLEN F. MANGAOANG, MIT</w:t>
+            </w:r>
+          </w:p>
+          <w:p>
+            <w:pPr>
+              <w:spacing w:before="0" w:after="20"/>
+              <w:jc w:val="center"/>
+            </w:pPr>
+            <w:r>
+              <w:rPr>
+                <w:rFonts w:ascii="Tahoma" w:hAnsi="Tahoma"/>
+                <w:sz w:val="16"/>
+              </w:rPr>
+              <w:t>______________________________</w:t>
+            </w:r>
+          </w:p>
+          <w:p>
+            <w:pPr>
+              <w:spacing w:before="0" w:after="160"/>
+              <w:jc w:val="center"/>
+            </w:pPr>
+            <w:r>
+              <w:rPr>
+                <w:rFonts w:ascii="Tahoma" w:hAnsi="Tahoma"/>
+                <w:color w:val="6B6B6B"/>
+                <w:sz w:val="16"/>
+              </w:rPr>
+              <w:t>Adviser</w:t>
+            </w:r>
+          </w:p>
+        </w:tc>
+        <w:tc>
+          <w:tcPr>
+            <w:tcW w:type="dxa" w:w="5040"/>
+            <w:tcW w:w="5712" w:type="dxa"/>
+          </w:tcPr>
+          <w:p>
+            <w:pPr>
+              <w:spacing w:before="480" w:after="0"/>
+              <w:jc w:val="center"/>
+            </w:pPr>
+            <w:r>
+              <w:rPr>
+                <w:rFonts w:ascii="Tahoma" w:hAnsi="Tahoma"/>
+                <w:b/>
+                <w:color w:val="222222"/>
+                <w:sz w:val="18"/>
+              </w:rPr>
+              <w:t>___________________________</w:t>
+            </w:r>
+          </w:p>
+          <w:p>
+            <w:pPr>
+              <w:spacing w:before="0" w:after="20"/>
+              <w:jc w:val="center"/>
+            </w:pPr>
+            <w:r>
+              <w:rPr>
+                <w:rFonts w:ascii="Tahoma" w:hAnsi="Tahoma"/>
+                <w:sz w:val="16"/>
+              </w:rPr>
+              <w:t>______________________________</w:t>
+            </w:r>
+          </w:p>
+          <w:p>
+            <w:pPr>
+              <w:spacing w:before="0" w:after="160"/>
+              <w:jc w:val="center"/>
+            </w:pPr>
+            <w:r>
+              <w:rPr>
+                <w:rFonts w:ascii="Tahoma" w:hAnsi="Tahoma"/>
+                <w:color w:val="6B6B6B"/>
+                <w:sz w:val="16"/>
+              </w:rPr>
+              <w:t>Chairperson</w:t>
+            </w:r>
+          </w:p>
+          <w:p>
+            <w:pPr>
+              <w:spacing w:before="480" w:after="0"/>
               <w:jc w:val="center"/>
             </w:pPr>
             <w:r>
@@ -1449,106 +1755,20 @@
           </w:p>
           <w:p>
             <w:pPr>
+              <w:spacing w:before="0" w:after="20"/>
               <w:jc w:val="center"/>
             </w:pPr>
             <w:r>
               <w:rPr>
                 <w:rFonts w:ascii="Tahoma" w:hAnsi="Tahoma"/>
-                <w:color w:val="6B6B6B"/>
                 <w:sz w:val="16"/>
               </w:rPr>
-              <w:t>Teacher In-charge</w:t>
-            </w:r>
-          </w:p>
-          <w:p/>
-          <w:p>
-            <w:pPr>
-              <w:spacing w:before="40" w:after="0"/>
-              <w:jc w:val="center"/>
-            </w:pPr>
-            <w:r>
-              <w:rPr>
-                <w:rFonts w:ascii="Tahoma" w:hAnsi="Tahoma"/>
-                <w:b/>
-                <w:color w:val="222222"/>
-                <w:sz w:val="18"/>
-              </w:rPr>
-              <w:t>JOHNNY F. VERZOLA, MTS</w:t>
+              <w:t>______________________________</w:t>
             </w:r>
           </w:p>
           <w:p>
             <w:pPr>
-              <w:jc w:val="center"/>
-            </w:pPr>
-            <w:r>
-              <w:rPr>
-                <w:rFonts w:ascii="Tahoma" w:hAnsi="Tahoma"/>
-                <w:color w:val="6B6B6B"/>
-                <w:sz w:val="16"/>
-              </w:rPr>
-              <w:t>Adviser</w:t>
-            </w:r>
-          </w:p>
-          <w:p/>
-        </w:tc>
-        <w:tc>
-          <w:tcPr>
-            <w:tcW w:type="dxa" w:w="3360"/>
-            <w:tcW w:w="400" w:type="dxa"/>
-          </w:tcPr>
-          <w:p/>
-        </w:tc>
-        <w:tc>
-          <w:tcPr>
-            <w:tcW w:type="dxa" w:w="3360"/>
-            <w:tcW w:w="6416" w:type="dxa"/>
-          </w:tcPr>
-          <w:p>
-            <w:pPr>
-              <w:spacing w:before="40" w:after="0"/>
-              <w:jc w:val="center"/>
-            </w:pPr>
-            <w:r>
-              <w:rPr>
-                <w:rFonts w:ascii="Tahoma" w:hAnsi="Tahoma"/>
-                <w:b/>
-                <w:color w:val="222222"/>
-                <w:sz w:val="18"/>
-              </w:rPr>
-              <w:t>ELLEN F. MANGAOANG, MIT</w:t>
-            </w:r>
-          </w:p>
-          <w:p>
-            <w:pPr>
-              <w:jc w:val="center"/>
-            </w:pPr>
-            <w:r>
-              <w:rPr>
-                <w:rFonts w:ascii="Tahoma" w:hAnsi="Tahoma"/>
-                <w:color w:val="6B6B6B"/>
-                <w:sz w:val="16"/>
-              </w:rPr>
-              <w:t>Chairperson</w:t>
-            </w:r>
-          </w:p>
-          <w:p/>
-          <w:p>
-            <w:pPr>
-              <w:spacing w:before="40" w:after="0"/>
-              <w:jc w:val="center"/>
-            </w:pPr>
-            <w:r>
-              <w:rPr>
-                <w:rFonts w:ascii="Tahoma" w:hAnsi="Tahoma"/>
-                <w:b/>
-                <w:color w:val="222222"/>
-                <w:sz w:val="18"/>
-              </w:rPr>
-              <w:t>JOPHER F. REYES, MIT</w:t>
-            </w:r>
-          </w:p>
-          <w:p>
-            <w:pPr>
+              <w:spacing w:before="0" w:after="160"/>
               <w:jc w:val="center"/>
             </w:pPr>
             <w:r>
@@ -1560,10 +1780,9 @@
               <w:t>Member</w:t>
             </w:r>
           </w:p>
-          <w:p/>
           <w:p>
             <w:pPr>
-              <w:spacing w:before="40" w:after="0"/>
+              <w:spacing w:before="480" w:after="0"/>
               <w:jc w:val="center"/>
             </w:pPr>
             <w:r>
@@ -1573,11 +1792,25 @@
                 <w:color w:val="222222"/>
                 <w:sz w:val="18"/>
               </w:rPr>
-              <w:t>GELO RYANN M. CARBONELL</w:t>
+              <w:t>MARY-ANN MZANA</w:t>
             </w:r>
           </w:p>
           <w:p>
             <w:pPr>
+              <w:spacing w:before="0" w:after="20"/>
+              <w:jc w:val="center"/>
+            </w:pPr>
+            <w:r>
+              <w:rPr>
+                <w:rFonts w:ascii="Tahoma" w:hAnsi="Tahoma"/>
+                <w:sz w:val="16"/>
+              </w:rPr>
+              <w:t>______________________________</w:t>
+            </w:r>
+          </w:p>
+          <w:p>
+            <w:pPr>
+              <w:spacing w:before="0" w:after="160"/>
               <w:jc w:val="center"/>
             </w:pPr>
             <w:r>
@@ -1587,103 +1820,6 @@
                 <w:sz w:val="16"/>
               </w:rPr>
               <w:t>Member</w:t>
-            </w:r>
-          </w:p>
-          <w:p/>
-        </w:tc>
-      </w:tr>
-      <w:tr>
-        <w:tc>
-          <w:tcPr>
-            <w:tcW w:type="dxa" w:w="3360"/>
-            <w:tcW w:w="3408" w:type="dxa"/>
-          </w:tcPr>
-          <w:p/>
-        </w:tc>
-        <w:tc>
-          <w:tcPr>
-            <w:tcW w:type="dxa" w:w="3360"/>
-            <w:tcW w:w="400" w:type="dxa"/>
-          </w:tcPr>
-          <w:p/>
-        </w:tc>
-        <w:tc>
-          <w:tcPr>
-            <w:tcW w:type="dxa" w:w="3360"/>
-            <w:tcW w:w="6416" w:type="dxa"/>
-          </w:tcPr>
-          <w:p/>
-        </w:tc>
-      </w:tr>
-      <w:tr>
-        <w:tc>
-          <w:tcPr>
-            <w:tcW w:type="dxa" w:w="3360"/>
-            <w:tcW w:w="3408" w:type="dxa"/>
-          </w:tcPr>
-          <w:p>
-            <w:pPr>
-              <w:spacing w:before="320"/>
-              <w:jc w:val="center"/>
-            </w:pPr>
-            <w:r>
-              <w:rPr>
-                <w:rFonts w:ascii="Tahoma" w:hAnsi="Tahoma"/>
-                <w:sz w:val="18"/>
-              </w:rPr>
-              <w:t>________________________________________</w:t>
-            </w:r>
-          </w:p>
-          <w:p>
-            <w:pPr>
-              <w:jc w:val="center"/>
-            </w:pPr>
-            <w:r>
-              <w:rPr>
-                <w:rFonts w:ascii="Tahoma" w:hAnsi="Tahoma"/>
-                <w:color w:val="6B6B6B"/>
-                <w:sz w:val="16"/>
-              </w:rPr>
-              <w:t>Signature over Printed Name — Researcher(s)</w:t>
-            </w:r>
-          </w:p>
-        </w:tc>
-        <w:tc>
-          <w:tcPr>
-            <w:tcW w:type="dxa" w:w="3360"/>
-            <w:tcW w:w="400" w:type="dxa"/>
-          </w:tcPr>
-          <w:p/>
-        </w:tc>
-        <w:tc>
-          <w:tcPr>
-            <w:tcW w:type="dxa" w:w="3360"/>
-            <w:tcW w:w="6416" w:type="dxa"/>
-          </w:tcPr>
-          <w:p>
-            <w:pPr>
-              <w:spacing w:before="320"/>
-              <w:jc w:val="center"/>
-            </w:pPr>
-            <w:r>
-              <w:rPr>
-                <w:rFonts w:ascii="Tahoma" w:hAnsi="Tahoma"/>
-                <w:sz w:val="18"/>
-              </w:rPr>
-              <w:t>________________________________________</w:t>
-            </w:r>
-          </w:p>
-          <w:p>
-            <w:pPr>
-              <w:jc w:val="center"/>
-            </w:pPr>
-            <w:r>
-              <w:rPr>
-                <w:rFonts w:ascii="Tahoma" w:hAnsi="Tahoma"/>
-                <w:color w:val="6B6B6B"/>
-                <w:sz w:val="16"/>
-              </w:rPr>
-              <w:t>Oral Examination Committee</w:t>
             </w:r>
           </w:p>
         </w:tc>
